--- a/landing-page/program-detail/girne-american-university/executive-mba/06-emba-in-tourism-and-hospitality-management.docx
+++ b/landing-page/program-detail/girne-american-university/executive-mba/06-emba-in-tourism-and-hospitality-management.docx
@@ -336,7 +336,7 @@
     </w:p>
     <w:p>
       <w:r>
-        <w:t>Hospitality produces excellent operators and, less often, executives who can hold assets, capital, and guest experience in one view at once. This Executive MBA closes that gap. The executive core covers strategy, finance, human capital, and operations, then the coursework turns each of them toward tourism and hospitality: destination economics, asset and revenue strategy, the management of guest-facing organizations at scale, and the sustainability questions that destination governments now write into contracts.</w:t>
+        <w:t>Hospitality produces excellent operators and, less often, executives who can hold assets, capital, and guest experience in one view at once. This Executive MBA closes that gap. The executive core covers strategy, finance, human capital, and operations, then the coursework turns each of them toward tourism and hospitality: destination economics, asset and revenue strategy, the management of guest-facing organisations at scale, and the sustainability questions that destination governments now write into contracts.</w:t>
       </w:r>
     </w:p>
     <w:p>
@@ -478,7 +478,7 @@
         <w:pStyle w:val="ListNumber"/>
       </w:pPr>
       <w:r>
-        <w:t>Lead guest-facing organizations at scale without losing the guest in the process</w:t>
+        <w:t>Lead guest-facing organisations at scale without losing the guest in the process</w:t>
       </w:r>
     </w:p>
     <w:p>
@@ -699,7 +699,7 @@
         <w:pStyle w:val="ListBullet"/>
       </w:pPr>
       <w:r>
-        <w:t>A supervised investigation of a tourism or hospitality question, often drawn from the participant's own organization</w:t>
+        <w:t>A supervised investigation of a tourism or hospitality question, often drawn from the participant's own organisation</w:t>
       </w:r>
     </w:p>
     <w:p>

--- a/landing-page/program-detail/girne-american-university/executive-mba/06-emba-in-tourism-and-hospitality-management.docx
+++ b/landing-page/program-detail/girne-american-university/executive-mba/06-emba-in-tourism-and-hospitality-management.docx
@@ -38,7 +38,7 @@
         <w:t xml:space="preserve">Meta Description: </w:t>
       </w:r>
       <w:r>
-        <w:t>12 to 18-month Executive MBA in Tourism and Hospitality Management from Girne American University. Online senior cohort, AED instalments. Enquire now.</w:t>
+        <w:t>12 to 18-month Executive MBA in Tourism and Hospitality Management from Girne American University. Online senior cohort, AED installments. Enquire now.</w:t>
       </w:r>
     </w:p>
     <w:p>
@@ -54,7 +54,7 @@
         <w:rPr>
           <w:sz w:val="22"/>
         </w:rPr>
-        <w:t>Nineteen and a half million visitors, eighty percent occupancy, and a hotel pipeline that keeps lengthening behind both. Somebody has to run all of that at executive level, and this Executive MBA from Girne American University exists for them, over 12 to 18 months, online from the UAE.</w:t>
+        <w:t>19.5 million visitors, 80% occupancy, and a hotel pipeline that keeps lengthening behind both. Somebody has to run all of that at executive level, and this Executive MBA from Girne American University exists for them, over 12 to 18 months, online from the UAE.</w:t>
       </w:r>
     </w:p>
     <w:p>
@@ -126,7 +126,7 @@
         <w:pStyle w:val="Heading2"/>
       </w:pPr>
       <w:r>
-        <w:t>Programme at a Glance</w:t>
+        <w:t>Program At A Glance</w:t>
       </w:r>
     </w:p>
     <w:tbl>
@@ -331,12 +331,12 @@
         <w:pStyle w:val="Heading2"/>
       </w:pPr>
       <w:r>
-        <w:t>Programme Overview</w:t>
+        <w:t>Program Overview</w:t>
       </w:r>
     </w:p>
     <w:p>
       <w:r>
-        <w:t>Hospitality produces excellent operators and, less often, executives who can hold assets, capital, and guest experience in one view at once. This Executive MBA closes that gap. The executive core covers strategy, finance, human capital, and operations, then the coursework turns each of them toward tourism and hospitality: destination economics, asset and revenue strategy, the management of guest-facing organisations at scale, and the sustainability questions that destination governments now write into contracts.</w:t>
+        <w:t>Hospitality produces excellent operators and, less often, executives who can hold assets, capital, and guest experience in one view at once. This Executive MBA closes that gap. The executive core covers strategy, finance, human capital, and operations, then the coursework turns each of them toward tourism and hospitality: destination economics, asset and revenue strategy, the management of guest-facing organizations at scale, and the sustainability questions that destination governments now write into contracts.</w:t>
       </w:r>
     </w:p>
     <w:p>
@@ -349,7 +349,7 @@
         <w:pStyle w:val="Heading2"/>
       </w:pPr>
       <w:r>
-        <w:t>Why Choose This Programme</w:t>
+        <w:t>Why Choose This Program</w:t>
       </w:r>
     </w:p>
     <w:p>
@@ -383,12 +383,12 @@
         <w:rPr>
           <w:b/>
         </w:rPr>
-        <w:t>Eighteen months at the outside</w:t>
+        <w:t>18 months at the outside</w:t>
       </w:r>
     </w:p>
     <w:p>
       <w:r>
-        <w:t>Hospitality calendars do not pause for study. Twelve to eighteen months, executive-scheduled, is the version that survives peak season.</w:t>
+        <w:t>Hospitality calendars do not pause for study. 12 to 18 months, executive-scheduled, is the version that survives peak season.</w:t>
       </w:r>
     </w:p>
     <w:p>
@@ -409,12 +409,12 @@
         <w:rPr>
           <w:b/>
         </w:rPr>
-        <w:t>Instalments in dirhams</w:t>
+        <w:t>Installments in dirhams</w:t>
       </w:r>
     </w:p>
     <w:p>
       <w:r>
-        <w:t>Monthly AED payments, interest-free, agreed in writing before the programme starts.</w:t>
+        <w:t>Monthly AED payments, interest-free, agreed in writing before the program starts.</w:t>
       </w:r>
     </w:p>
     <w:p>
@@ -478,7 +478,7 @@
         <w:pStyle w:val="ListNumber"/>
       </w:pPr>
       <w:r>
-        <w:t>Lead guest-facing organisations at scale without losing the guest in the process</w:t>
+        <w:t>Lead guest-facing organizations at scale without losing the guest in the process</w:t>
       </w:r>
     </w:p>
     <w:p>
@@ -606,7 +606,7 @@
         <w:pStyle w:val="Heading2"/>
       </w:pPr>
       <w:r>
-        <w:t>Programme Structure</w:t>
+        <w:t>Program Structure</w:t>
       </w:r>
     </w:p>
     <w:p>
@@ -699,7 +699,7 @@
         <w:pStyle w:val="ListBullet"/>
       </w:pPr>
       <w:r>
-        <w:t>A supervised investigation of a tourism or hospitality question, often drawn from the participant's own organisation</w:t>
+        <w:t>A supervised investigation of a tourism or hospitality question, often drawn from the participant's own organization</w:t>
       </w:r>
     </w:p>
     <w:p>
@@ -745,7 +745,7 @@
               <w:rPr>
                 <w:sz w:val="20"/>
               </w:rPr>
-              <w:t>One success coach from enrolment to graduation</w:t>
+              <w:t>One success coach from enrollment to graduation</w:t>
             </w:r>
           </w:p>
         </w:tc>
@@ -819,7 +819,7 @@
                 <w:b/>
                 <w:sz w:val="20"/>
               </w:rPr>
-              <w:t>Affordable instalments</w:t>
+              <w:t>Affordable installments</w:t>
             </w:r>
           </w:p>
         </w:tc>
@@ -890,7 +890,7 @@
               <w:rPr>
                 <w:sz w:val="20"/>
               </w:rPr>
-              <w:t>Enrolment done with you, one step at a time</w:t>
+              <w:t>Enrollment done with you, one step at a time</w:t>
             </w:r>
           </w:p>
         </w:tc>
@@ -927,7 +927,7 @@
     </w:p>
     <w:p>
       <w:r>
-        <w:t>The Dubai Department of Economy and Tourism reports 19.59 million international overnight visitors in 2025, up 5% year on year, with average occupancy at 80.7%. Three record years running, and the pipeline keeps growing.</w:t>
+        <w:t>The Dubai Department of Economy and Tourism reports 19.59 million international overnight visitors in 2025, up 5% year on year, with average occupancy at 80.7%. That is 3 record years running, and the pipeline keeps growing.</w:t>
       </w:r>
     </w:p>
     <w:p>
@@ -961,7 +961,7 @@
         <w:rPr>
           <w:b/>
         </w:rPr>
-        <w:t>Eighteen months suits the seasons</w:t>
+        <w:t>18 months suits the seasons</w:t>
       </w:r>
     </w:p>
     <w:p>
@@ -1070,7 +1070,7 @@
                 <w:b/>
                 <w:sz w:val="20"/>
               </w:rPr>
-              <w:t>Monthly Instalments</w:t>
+              <w:t>Monthly Installments</w:t>
             </w:r>
           </w:p>
         </w:tc>
@@ -1155,7 +1155,7 @@
         <w:t xml:space="preserve">Request the fee structure: </w:t>
       </w:r>
       <w:r>
-        <w:t>Fees depend on the intake and your admission profile, so no fixed figure sits here. Admissions sends the personal breakdown in writing, free and without obligation. Across our Master's programmes, totals usually land between AED 16,000 and 40,000.</w:t>
+        <w:t>Fees depend on the intake and your admission profile, so no fixed figure sits here. Admissions sends the personal breakdown in writing, free and without obligation. Across our Master's programs, totals usually land between AED 16,000 and 40,000.</w:t>
       </w:r>
     </w:p>
     <w:sectPr>
